--- a/DCW/documents/Database_Setup_Manual.docx
+++ b/DCW/documents/Database_Setup_Manual.docx
@@ -292,7 +292,7 @@
                 <w:b w:val="0"/>
                 <w:sz w:val="19"/>
               </w:rPr>
-              <w:t>V1.0 (EN)</w:t>
+              <w:t>V1.1 (EN)</w:t>
             </w:r>
           </w:p>
         </w:tc>
@@ -736,7 +736,23 @@
                 <w:b w:val="0"/>
                 <w:sz w:val="19"/>
               </w:rPr>
-              <w:t>Fallback table creation performed at application startup (see Chapter 7)</w:t>
+              <w:t xml:space="preserve">Fallback table creation at startup, controlled by the </w:t>
+            </w:r>
+            <w:r>
+              <w:rPr>
+                <w:rFonts w:ascii="Consolas" w:hAnsi="Consolas" w:eastAsia="Consolas"/>
+                <w:color w:val="953735"/>
+                <w:sz w:val="18"/>
+              </w:rPr>
+              <w:t>Database:AutoInitialize</w:t>
+            </w:r>
+            <w:r>
+              <w:rPr>
+                <w:rFonts w:ascii="Microsoft YaHei" w:hAnsi="Microsoft YaHei" w:eastAsia="Microsoft YaHei"/>
+                <w:b w:val="0"/>
+                <w:sz w:val="19"/>
+              </w:rPr>
+              <w:t xml:space="preserve"> switch (see Chapter 7)</w:t>
             </w:r>
           </w:p>
         </w:tc>
@@ -2458,6 +2474,216 @@
           <w:b w:val="0"/>
         </w:rPr>
         <w:t xml:space="preserve"> accordingly.</w:t>
+      </w:r>
+    </w:p>
+    <w:p>
+      <w:pPr>
+        <w:pBdr>
+          <w:left w:val="single" w:sz="18" w:space="6" w:color="4F81BD"/>
+        </w:pBdr>
+        <w:shd w:val="clear" w:color="auto" w:fill="F2F7FB"/>
+        <w:spacing w:before="80" w:after="120"/>
+        <w:ind w:left="340"/>
+      </w:pPr>
+      <w:r>
+        <w:rPr>
+          <w:rFonts w:ascii="Microsoft YaHei" w:hAnsi="Microsoft YaHei" w:eastAsia="Microsoft YaHei"/>
+          <w:b w:val="0"/>
+          <w:sz w:val="20"/>
+        </w:rPr>
+        <w:t xml:space="preserve">Note the difference between two privilege sets: the table above is the minimum for the </w:t>
+      </w:r>
+      <w:r>
+        <w:rPr>
+          <w:rFonts w:ascii="Microsoft YaHei" w:hAnsi="Microsoft YaHei" w:eastAsia="Microsoft YaHei"/>
+          <w:b/>
+          <w:sz w:val="20"/>
+        </w:rPr>
+        <w:t>setup account</w:t>
+      </w:r>
+      <w:r>
+        <w:rPr>
+          <w:rFonts w:ascii="Microsoft YaHei" w:hAnsi="Microsoft YaHei" w:eastAsia="Microsoft YaHei"/>
+          <w:b w:val="0"/>
+          <w:sz w:val="20"/>
+        </w:rPr>
+        <w:t xml:space="preserve"> that runs this manual's SQL. The </w:t>
+      </w:r>
+      <w:r>
+        <w:rPr>
+          <w:rFonts w:ascii="Microsoft YaHei" w:hAnsi="Microsoft YaHei" w:eastAsia="Microsoft YaHei"/>
+          <w:b/>
+          <w:sz w:val="20"/>
+        </w:rPr>
+        <w:t>runtime account</w:t>
+      </w:r>
+      <w:r>
+        <w:rPr>
+          <w:rFonts w:ascii="Microsoft YaHei" w:hAnsi="Microsoft YaHei" w:eastAsia="Microsoft YaHei"/>
+          <w:b w:val="0"/>
+          <w:sz w:val="20"/>
+        </w:rPr>
+        <w:t xml:space="preserve"> does </w:t>
+      </w:r>
+      <w:r>
+        <w:rPr>
+          <w:rFonts w:ascii="Microsoft YaHei" w:hAnsi="Microsoft YaHei" w:eastAsia="Microsoft YaHei"/>
+          <w:b/>
+          <w:sz w:val="20"/>
+        </w:rPr>
+        <w:t>not</w:t>
+      </w:r>
+      <w:r>
+        <w:rPr>
+          <w:rFonts w:ascii="Microsoft YaHei" w:hAnsi="Microsoft YaHei" w:eastAsia="Microsoft YaHei"/>
+          <w:b w:val="0"/>
+          <w:sz w:val="20"/>
+        </w:rPr>
+        <w:t xml:space="preserve"> need </w:t>
+      </w:r>
+      <w:r>
+        <w:rPr>
+          <w:rFonts w:ascii="Consolas" w:hAnsi="Consolas" w:eastAsia="Consolas"/>
+          <w:color w:val="953735"/>
+          <w:sz w:val="19"/>
+        </w:rPr>
+        <w:t>CREATE</w:t>
+      </w:r>
+      <w:r>
+        <w:rPr>
+          <w:rFonts w:ascii="Microsoft YaHei" w:hAnsi="Microsoft YaHei" w:eastAsia="Microsoft YaHei"/>
+          <w:b w:val="0"/>
+          <w:sz w:val="20"/>
+        </w:rPr>
+        <w:t xml:space="preserve"> / </w:t>
+      </w:r>
+      <w:r>
+        <w:rPr>
+          <w:rFonts w:ascii="Consolas" w:hAnsi="Consolas" w:eastAsia="Consolas"/>
+          <w:color w:val="953735"/>
+          <w:sz w:val="19"/>
+        </w:rPr>
+        <w:t>ALTER</w:t>
+      </w:r>
+      <w:r>
+        <w:rPr>
+          <w:rFonts w:ascii="Microsoft YaHei" w:hAnsi="Microsoft YaHei" w:eastAsia="Microsoft YaHei"/>
+          <w:b w:val="0"/>
+          <w:sz w:val="20"/>
+        </w:rPr>
+        <w:t xml:space="preserve"> / </w:t>
+      </w:r>
+      <w:r>
+        <w:rPr>
+          <w:rFonts w:ascii="Consolas" w:hAnsi="Consolas" w:eastAsia="Consolas"/>
+          <w:color w:val="953735"/>
+          <w:sz w:val="19"/>
+        </w:rPr>
+        <w:t>INDEX</w:t>
+      </w:r>
+      <w:r>
+        <w:rPr>
+          <w:rFonts w:ascii="Microsoft YaHei" w:hAnsi="Microsoft YaHei" w:eastAsia="Microsoft YaHei"/>
+          <w:b w:val="0"/>
+          <w:sz w:val="20"/>
+        </w:rPr>
+        <w:t xml:space="preserve"> / </w:t>
+      </w:r>
+      <w:r>
+        <w:rPr>
+          <w:rFonts w:ascii="Consolas" w:hAnsi="Consolas" w:eastAsia="Consolas"/>
+          <w:color w:val="953735"/>
+          <w:sz w:val="19"/>
+        </w:rPr>
+        <w:t>REFERENCES</w:t>
+      </w:r>
+      <w:r>
+        <w:rPr>
+          <w:rFonts w:ascii="Microsoft YaHei" w:hAnsi="Microsoft YaHei" w:eastAsia="Microsoft YaHei"/>
+          <w:b w:val="0"/>
+          <w:sz w:val="20"/>
+        </w:rPr>
+        <w:t xml:space="preserve"> when </w:t>
+      </w:r>
+      <w:r>
+        <w:rPr>
+          <w:rFonts w:ascii="Consolas" w:hAnsi="Consolas" w:eastAsia="Consolas"/>
+          <w:color w:val="953735"/>
+          <w:sz w:val="19"/>
+        </w:rPr>
+        <w:t>Database:AutoInitialize=false</w:t>
+      </w:r>
+      <w:r>
+        <w:rPr>
+          <w:rFonts w:ascii="Microsoft YaHei" w:hAnsi="Microsoft YaHei" w:eastAsia="Microsoft YaHei"/>
+          <w:b w:val="0"/>
+          <w:sz w:val="20"/>
+        </w:rPr>
+        <w:t xml:space="preserve"> (the shipped value); </w:t>
+      </w:r>
+      <w:r>
+        <w:rPr>
+          <w:rFonts w:ascii="Consolas" w:hAnsi="Consolas" w:eastAsia="Consolas"/>
+          <w:color w:val="953735"/>
+          <w:sz w:val="19"/>
+        </w:rPr>
+        <w:t>SELECT</w:t>
+      </w:r>
+      <w:r>
+        <w:rPr>
+          <w:rFonts w:ascii="Microsoft YaHei" w:hAnsi="Microsoft YaHei" w:eastAsia="Microsoft YaHei"/>
+          <w:b w:val="0"/>
+          <w:sz w:val="20"/>
+        </w:rPr>
+        <w:t xml:space="preserve"> / </w:t>
+      </w:r>
+      <w:r>
+        <w:rPr>
+          <w:rFonts w:ascii="Consolas" w:hAnsi="Consolas" w:eastAsia="Consolas"/>
+          <w:color w:val="953735"/>
+          <w:sz w:val="19"/>
+        </w:rPr>
+        <w:t>INSERT</w:t>
+      </w:r>
+      <w:r>
+        <w:rPr>
+          <w:rFonts w:ascii="Microsoft YaHei" w:hAnsi="Microsoft YaHei" w:eastAsia="Microsoft YaHei"/>
+          <w:b w:val="0"/>
+          <w:sz w:val="20"/>
+        </w:rPr>
+        <w:t xml:space="preserve"> / </w:t>
+      </w:r>
+      <w:r>
+        <w:rPr>
+          <w:rFonts w:ascii="Consolas" w:hAnsi="Consolas" w:eastAsia="Consolas"/>
+          <w:color w:val="953735"/>
+          <w:sz w:val="19"/>
+        </w:rPr>
+        <w:t>UPDATE</w:t>
+      </w:r>
+      <w:r>
+        <w:rPr>
+          <w:rFonts w:ascii="Microsoft YaHei" w:hAnsi="Microsoft YaHei" w:eastAsia="Microsoft YaHei"/>
+          <w:b w:val="0"/>
+          <w:sz w:val="20"/>
+        </w:rPr>
+        <w:t xml:space="preserve"> / </w:t>
+      </w:r>
+      <w:r>
+        <w:rPr>
+          <w:rFonts w:ascii="Consolas" w:hAnsi="Consolas" w:eastAsia="Consolas"/>
+          <w:color w:val="953735"/>
+          <w:sz w:val="19"/>
+        </w:rPr>
+        <w:t>DELETE</w:t>
+      </w:r>
+      <w:r>
+        <w:rPr>
+          <w:rFonts w:ascii="Microsoft YaHei" w:hAnsi="Microsoft YaHei" w:eastAsia="Microsoft YaHei"/>
+          <w:b w:val="0"/>
+          <w:sz w:val="20"/>
+        </w:rPr>
+        <w:t xml:space="preserve"> are sufficient (see 7.3).</w:t>
       </w:r>
     </w:p>
     <w:p>
@@ -6021,6 +6247,518 @@
       </w:r>
     </w:p>
     <w:p>
+      <w:pPr>
+        <w:pStyle w:val="Heading2"/>
+      </w:pPr>
+      <w:r>
+        <w:t>7.1 Switch: Database:AutoInitialize</w:t>
+      </w:r>
+    </w:p>
+    <w:p>
+      <w:r>
+        <w:rPr>
+          <w:rFonts w:ascii="Consolas" w:hAnsi="Consolas" w:eastAsia="Consolas"/>
+          <w:color w:val="953735"/>
+          <w:sz w:val="19"/>
+        </w:rPr>
+        <w:t>Database:AutoInitialize</w:t>
+      </w:r>
+      <w:r>
+        <w:rPr>
+          <w:rFonts w:ascii="Microsoft YaHei" w:hAnsi="Microsoft YaHei" w:eastAsia="Microsoft YaHei"/>
+          <w:b w:val="0"/>
+        </w:rPr>
+        <w:t xml:space="preserve"> in </w:t>
+      </w:r>
+      <w:r>
+        <w:rPr>
+          <w:rFonts w:ascii="Consolas" w:hAnsi="Consolas" w:eastAsia="Consolas"/>
+          <w:color w:val="953735"/>
+          <w:sz w:val="19"/>
+        </w:rPr>
+        <w:t>appsettings.json</w:t>
+      </w:r>
+      <w:r>
+        <w:rPr>
+          <w:rFonts w:ascii="Microsoft YaHei" w:hAnsi="Microsoft YaHei" w:eastAsia="Microsoft YaHei"/>
+          <w:b w:val="0"/>
+        </w:rPr>
+        <w:t xml:space="preserve"> decides whether the application creates tables at startup:</w:t>
+      </w:r>
+    </w:p>
+    <w:p>
+      <w:pPr>
+        <w:keepLines/>
+        <w:shd w:val="clear" w:color="auto" w:fill="F4F4F4"/>
+        <w:spacing w:before="80" w:after="0" w:line="240" w:lineRule="auto"/>
+        <w:ind w:left="227"/>
+      </w:pPr>
+      <w:r>
+        <w:rPr>
+          <w:rFonts w:ascii="Consolas" w:hAnsi="Consolas" w:eastAsia="Consolas"/>
+          <w:sz w:val="18"/>
+        </w:rPr>
+        <w:t>{</w:t>
+      </w:r>
+    </w:p>
+    <w:p>
+      <w:pPr>
+        <w:keepLines/>
+        <w:shd w:val="clear" w:color="auto" w:fill="F4F4F4"/>
+        <w:spacing w:before="0" w:after="0" w:line="240" w:lineRule="auto"/>
+        <w:ind w:left="227"/>
+      </w:pPr>
+      <w:r>
+        <w:rPr>
+          <w:rFonts w:ascii="Consolas" w:hAnsi="Consolas" w:eastAsia="Consolas"/>
+          <w:sz w:val="18"/>
+        </w:rPr>
+        <w:t xml:space="preserve">  "ConnectionStrings": {</w:t>
+      </w:r>
+    </w:p>
+    <w:p>
+      <w:pPr>
+        <w:keepLines/>
+        <w:shd w:val="clear" w:color="auto" w:fill="F4F4F4"/>
+        <w:spacing w:before="0" w:after="0" w:line="240" w:lineRule="auto"/>
+        <w:ind w:left="227"/>
+      </w:pPr>
+      <w:r>
+        <w:rPr>
+          <w:rFonts w:ascii="Consolas" w:hAnsi="Consolas" w:eastAsia="Consolas"/>
+          <w:sz w:val="18"/>
+        </w:rPr>
+        <w:t xml:space="preserve">    "Default": "Server=10.33.120.30;Port=3306;Database=DcwCncStation;User ID=root;Password=&lt;password&gt;;Charset=utf8mb4;Connection Timeout=30;"</w:t>
+      </w:r>
+    </w:p>
+    <w:p>
+      <w:pPr>
+        <w:keepLines/>
+        <w:shd w:val="clear" w:color="auto" w:fill="F4F4F4"/>
+        <w:spacing w:before="0" w:after="0" w:line="240" w:lineRule="auto"/>
+        <w:ind w:left="227"/>
+      </w:pPr>
+      <w:r>
+        <w:rPr>
+          <w:rFonts w:ascii="Consolas" w:hAnsi="Consolas" w:eastAsia="Consolas"/>
+          <w:sz w:val="18"/>
+        </w:rPr>
+        <w:t xml:space="preserve">  },</w:t>
+      </w:r>
+    </w:p>
+    <w:p>
+      <w:pPr>
+        <w:keepLines/>
+        <w:shd w:val="clear" w:color="auto" w:fill="F4F4F4"/>
+        <w:spacing w:before="0" w:after="0" w:line="240" w:lineRule="auto"/>
+        <w:ind w:left="227"/>
+      </w:pPr>
+      <w:r>
+        <w:rPr>
+          <w:rFonts w:ascii="Consolas" w:hAnsi="Consolas" w:eastAsia="Consolas"/>
+          <w:sz w:val="18"/>
+        </w:rPr>
+        <w:t xml:space="preserve">  "Database": {</w:t>
+      </w:r>
+    </w:p>
+    <w:p>
+      <w:pPr>
+        <w:keepLines/>
+        <w:shd w:val="clear" w:color="auto" w:fill="F4F4F4"/>
+        <w:spacing w:before="0" w:after="0" w:line="240" w:lineRule="auto"/>
+        <w:ind w:left="227"/>
+      </w:pPr>
+      <w:r>
+        <w:rPr>
+          <w:rFonts w:ascii="Consolas" w:hAnsi="Consolas" w:eastAsia="Consolas"/>
+          <w:sz w:val="18"/>
+        </w:rPr>
+        <w:t xml:space="preserve">    "AutoInitialize": false</w:t>
+      </w:r>
+    </w:p>
+    <w:p>
+      <w:pPr>
+        <w:keepLines/>
+        <w:shd w:val="clear" w:color="auto" w:fill="F4F4F4"/>
+        <w:spacing w:before="0" w:after="0" w:line="240" w:lineRule="auto"/>
+        <w:ind w:left="227"/>
+      </w:pPr>
+      <w:r>
+        <w:rPr>
+          <w:rFonts w:ascii="Consolas" w:hAnsi="Consolas" w:eastAsia="Consolas"/>
+          <w:sz w:val="18"/>
+        </w:rPr>
+        <w:t xml:space="preserve">  }</w:t>
+      </w:r>
+    </w:p>
+    <w:p>
+      <w:pPr>
+        <w:keepLines/>
+        <w:shd w:val="clear" w:color="auto" w:fill="F4F4F4"/>
+        <w:spacing w:before="0" w:after="80" w:line="240" w:lineRule="auto"/>
+        <w:ind w:left="227"/>
+      </w:pPr>
+      <w:r>
+        <w:rPr>
+          <w:rFonts w:ascii="Consolas" w:hAnsi="Consolas" w:eastAsia="Consolas"/>
+          <w:sz w:val="18"/>
+        </w:rPr>
+        <w:t>}</w:t>
+      </w:r>
+    </w:p>
+    <w:tbl>
+      <w:tblPr>
+        <w:tblStyle w:val="TableGrid"/>
+        <w:tblW w:type="auto" w:w="0"/>
+        <w:jc w:val="center"/>
+        <w:tblLayout w:type="fixed"/>
+        <w:tblLook w:firstColumn="1" w:firstRow="1" w:lastColumn="0" w:lastRow="0" w:noHBand="0" w:noVBand="1" w:val="04A0"/>
+      </w:tblPr>
+      <w:tblGrid>
+        <w:gridCol w:w="3061"/>
+        <w:gridCol w:w="3061"/>
+        <w:gridCol w:w="3061"/>
+      </w:tblGrid>
+      <w:tr>
+        <w:tc>
+          <w:tcPr>
+            <w:tcW w:type="dxa" w:w="1962"/>
+            <w:shd w:val="clear" w:color="auto" w:fill="DCE6F1"/>
+          </w:tcPr>
+          <w:p>
+            <w:pPr>
+              <w:spacing w:after="0"/>
+            </w:pPr>
+            <w:r>
+              <w:rPr>
+                <w:rFonts w:ascii="Microsoft YaHei" w:hAnsi="Microsoft YaHei" w:eastAsia="Microsoft YaHei"/>
+                <w:b/>
+                <w:sz w:val="19"/>
+              </w:rPr>
+              <w:t>Value</w:t>
+            </w:r>
+          </w:p>
+        </w:tc>
+        <w:tc>
+          <w:tcPr>
+            <w:tcW w:type="dxa" w:w="3611"/>
+            <w:shd w:val="clear" w:color="auto" w:fill="DCE6F1"/>
+          </w:tcPr>
+          <w:p>
+            <w:pPr>
+              <w:spacing w:after="0"/>
+            </w:pPr>
+            <w:r>
+              <w:rPr>
+                <w:rFonts w:ascii="Microsoft YaHei" w:hAnsi="Microsoft YaHei" w:eastAsia="Microsoft YaHei"/>
+                <w:b/>
+                <w:sz w:val="19"/>
+              </w:rPr>
+              <w:t>Startup behaviour</w:t>
+            </w:r>
+          </w:p>
+        </w:tc>
+        <w:tc>
+          <w:tcPr>
+            <w:tcW w:type="dxa" w:w="3611"/>
+            <w:shd w:val="clear" w:color="auto" w:fill="DCE6F1"/>
+          </w:tcPr>
+          <w:p>
+            <w:pPr>
+              <w:spacing w:after="0"/>
+            </w:pPr>
+            <w:r>
+              <w:rPr>
+                <w:rFonts w:ascii="Microsoft YaHei" w:hAnsi="Microsoft YaHei" w:eastAsia="Microsoft YaHei"/>
+                <w:b/>
+                <w:sz w:val="19"/>
+              </w:rPr>
+              <w:t>Intended use</w:t>
+            </w:r>
+          </w:p>
+        </w:tc>
+      </w:tr>
+      <w:tr>
+        <w:tc>
+          <w:tcPr>
+            <w:tcW w:type="dxa" w:w="1962"/>
+          </w:tcPr>
+          <w:p>
+            <w:pPr>
+              <w:spacing w:after="0"/>
+            </w:pPr>
+            <w:r>
+              <w:rPr>
+                <w:rFonts w:ascii="Consolas" w:hAnsi="Consolas" w:eastAsia="Consolas"/>
+                <w:color w:val="953735"/>
+                <w:sz w:val="18"/>
+              </w:rPr>
+              <w:t>false</w:t>
+            </w:r>
+            <w:r>
+              <w:rPr>
+                <w:rFonts w:ascii="Microsoft YaHei" w:hAnsi="Microsoft YaHei" w:eastAsia="Microsoft YaHei"/>
+                <w:b w:val="0"/>
+                <w:sz w:val="19"/>
+              </w:rPr>
+              <w:t xml:space="preserve"> (shipped default)</w:t>
+            </w:r>
+          </w:p>
+        </w:tc>
+        <w:tc>
+          <w:tcPr>
+            <w:tcW w:type="dxa" w:w="3611"/>
+          </w:tcPr>
+          <w:p>
+            <w:pPr>
+              <w:spacing w:after="0"/>
+            </w:pPr>
+            <w:r>
+              <w:rPr>
+                <w:rFonts w:ascii="Microsoft YaHei" w:hAnsi="Microsoft YaHei" w:eastAsia="Microsoft YaHei"/>
+                <w:b/>
+                <w:sz w:val="19"/>
+              </w:rPr>
+              <w:t>Skips everything</w:t>
+            </w:r>
+            <w:r>
+              <w:rPr>
+                <w:rFonts w:ascii="Microsoft YaHei" w:hAnsi="Microsoft YaHei" w:eastAsia="Microsoft YaHei"/>
+                <w:b w:val="0"/>
+                <w:sz w:val="19"/>
+              </w:rPr>
+              <w:t>: no database creation, no table creation, no upgrade DDL</w:t>
+            </w:r>
+          </w:p>
+        </w:tc>
+        <w:tc>
+          <w:tcPr>
+            <w:tcW w:type="dxa" w:w="3611"/>
+          </w:tcPr>
+          <w:p>
+            <w:pPr>
+              <w:spacing w:after="0"/>
+            </w:pPr>
+            <w:r>
+              <w:rPr>
+                <w:rFonts w:ascii="Microsoft YaHei" w:hAnsi="Microsoft YaHei" w:eastAsia="Microsoft YaHei"/>
+                <w:b w:val="0"/>
+                <w:sz w:val="19"/>
+              </w:rPr>
+              <w:t>Production stations; schema is owned by the SQL scripts in this manual</w:t>
+            </w:r>
+          </w:p>
+        </w:tc>
+      </w:tr>
+      <w:tr>
+        <w:tc>
+          <w:tcPr>
+            <w:tcW w:type="dxa" w:w="1962"/>
+          </w:tcPr>
+          <w:p>
+            <w:pPr>
+              <w:spacing w:after="0"/>
+            </w:pPr>
+            <w:r>
+              <w:rPr>
+                <w:rFonts w:ascii="Consolas" w:hAnsi="Consolas" w:eastAsia="Consolas"/>
+                <w:color w:val="953735"/>
+                <w:sz w:val="18"/>
+              </w:rPr>
+              <w:t>true</w:t>
+            </w:r>
+          </w:p>
+        </w:tc>
+        <w:tc>
+          <w:tcPr>
+            <w:tcW w:type="dxa" w:w="3611"/>
+          </w:tcPr>
+          <w:p>
+            <w:pPr>
+              <w:spacing w:after="0"/>
+            </w:pPr>
+            <w:r>
+              <w:rPr>
+                <w:rFonts w:ascii="Microsoft YaHei" w:hAnsi="Microsoft YaHei" w:eastAsia="Microsoft YaHei"/>
+                <w:b w:val="0"/>
+                <w:sz w:val="19"/>
+              </w:rPr>
+              <w:t xml:space="preserve">Runs the </w:t>
+            </w:r>
+            <w:r>
+              <w:rPr>
+                <w:rFonts w:ascii="Consolas" w:hAnsi="Consolas" w:eastAsia="Consolas"/>
+                <w:color w:val="953735"/>
+                <w:sz w:val="18"/>
+              </w:rPr>
+              <w:t>EnsureCreated</w:t>
+            </w:r>
+            <w:r>
+              <w:rPr>
+                <w:rFonts w:ascii="Microsoft YaHei" w:hAnsi="Microsoft YaHei" w:eastAsia="Microsoft YaHei"/>
+                <w:b w:val="0"/>
+                <w:sz w:val="19"/>
+              </w:rPr>
+              <w:t xml:space="preserve"> + hand-written DDL flow described in 7.2</w:t>
+            </w:r>
+          </w:p>
+        </w:tc>
+        <w:tc>
+          <w:tcPr>
+            <w:tcW w:type="dxa" w:w="3611"/>
+          </w:tcPr>
+          <w:p>
+            <w:pPr>
+              <w:spacing w:after="0"/>
+            </w:pPr>
+            <w:r>
+              <w:rPr>
+                <w:rFonts w:ascii="Microsoft YaHei" w:hAnsi="Microsoft YaHei" w:eastAsia="Microsoft YaHei"/>
+                <w:b w:val="0"/>
+                <w:sz w:val="19"/>
+              </w:rPr>
+              <w:t>Development and first-time environment bring-up</w:t>
+            </w:r>
+          </w:p>
+        </w:tc>
+      </w:tr>
+      <w:tr>
+        <w:tc>
+          <w:tcPr>
+            <w:tcW w:type="dxa" w:w="1962"/>
+          </w:tcPr>
+          <w:p>
+            <w:pPr>
+              <w:spacing w:after="0"/>
+            </w:pPr>
+            <w:r>
+              <w:rPr>
+                <w:rFonts w:ascii="Microsoft YaHei" w:hAnsi="Microsoft YaHei" w:eastAsia="Microsoft YaHei"/>
+                <w:b w:val="0"/>
+                <w:sz w:val="19"/>
+              </w:rPr>
+              <w:t>Missing or unparsable</w:t>
+            </w:r>
+          </w:p>
+        </w:tc>
+        <w:tc>
+          <w:tcPr>
+            <w:tcW w:type="dxa" w:w="3611"/>
+          </w:tcPr>
+          <w:p>
+            <w:pPr>
+              <w:spacing w:after="0"/>
+            </w:pPr>
+            <w:r>
+              <w:rPr>
+                <w:rFonts w:ascii="Microsoft YaHei" w:hAnsi="Microsoft YaHei" w:eastAsia="Microsoft YaHei"/>
+                <w:b w:val="0"/>
+                <w:sz w:val="19"/>
+              </w:rPr>
+              <w:t xml:space="preserve">Treated as </w:t>
+            </w:r>
+            <w:r>
+              <w:rPr>
+                <w:rFonts w:ascii="Consolas" w:hAnsi="Consolas" w:eastAsia="Consolas"/>
+                <w:color w:val="953735"/>
+                <w:sz w:val="18"/>
+              </w:rPr>
+              <w:t>true</w:t>
+            </w:r>
+            <w:r>
+              <w:rPr>
+                <w:rFonts w:ascii="Microsoft YaHei" w:hAnsi="Microsoft YaHei" w:eastAsia="Microsoft YaHei"/>
+                <w:b w:val="0"/>
+                <w:sz w:val="19"/>
+              </w:rPr>
+              <w:t>, with a warning log entry</w:t>
+            </w:r>
+          </w:p>
+        </w:tc>
+        <w:tc>
+          <w:tcPr>
+            <w:tcW w:type="dxa" w:w="3611"/>
+          </w:tcPr>
+          <w:p>
+            <w:pPr>
+              <w:spacing w:after="0"/>
+            </w:pPr>
+            <w:r>
+              <w:rPr>
+                <w:rFonts w:ascii="Microsoft YaHei" w:hAnsi="Microsoft YaHei" w:eastAsia="Microsoft YaHei"/>
+                <w:b w:val="0"/>
+                <w:sz w:val="19"/>
+              </w:rPr>
+              <w:t>Backward compatibility with older configuration files</w:t>
+            </w:r>
+          </w:p>
+        </w:tc>
+      </w:tr>
+    </w:tbl>
+    <w:p>
+      <w:pPr>
+        <w:spacing w:after="40"/>
+      </w:pPr>
+    </w:p>
+    <w:p>
+      <w:pPr>
+        <w:pBdr>
+          <w:left w:val="single" w:sz="18" w:space="6" w:color="4F81BD"/>
+        </w:pBdr>
+        <w:shd w:val="clear" w:color="auto" w:fill="F2F7FB"/>
+        <w:spacing w:before="80" w:after="120"/>
+        <w:ind w:left="340"/>
+      </w:pPr>
+      <w:r>
+        <w:rPr>
+          <w:rFonts w:ascii="Microsoft YaHei" w:hAnsi="Microsoft YaHei" w:eastAsia="Microsoft YaHei"/>
+          <w:b w:val="0"/>
+          <w:sz w:val="20"/>
+        </w:rPr>
+        <w:t xml:space="preserve">The switch is read from </w:t>
+      </w:r>
+      <w:r>
+        <w:rPr>
+          <w:rFonts w:ascii="Consolas" w:hAnsi="Consolas" w:eastAsia="Consolas"/>
+          <w:color w:val="953735"/>
+          <w:sz w:val="19"/>
+        </w:rPr>
+        <w:t>appsettings.json</w:t>
+      </w:r>
+      <w:r>
+        <w:rPr>
+          <w:rFonts w:ascii="Microsoft YaHei" w:hAnsi="Microsoft YaHei" w:eastAsia="Microsoft YaHei"/>
+          <w:b w:val="0"/>
+          <w:sz w:val="20"/>
+        </w:rPr>
+        <w:t xml:space="preserve"> and can be overridden by an environment variable (e.g. </w:t>
+      </w:r>
+      <w:r>
+        <w:rPr>
+          <w:rFonts w:ascii="Consolas" w:hAnsi="Consolas" w:eastAsia="Consolas"/>
+          <w:color w:val="953735"/>
+          <w:sz w:val="19"/>
+        </w:rPr>
+        <w:t>Database__AutoInitialize=true</w:t>
+      </w:r>
+      <w:r>
+        <w:rPr>
+          <w:rFonts w:ascii="Microsoft YaHei" w:hAnsi="Microsoft YaHei" w:eastAsia="Microsoft YaHei"/>
+          <w:b w:val="0"/>
+          <w:sz w:val="20"/>
+        </w:rPr>
+        <w:t>). Restart the client after changing it.</w:t>
+      </w:r>
+    </w:p>
+    <w:p>
+      <w:pPr>
+        <w:pStyle w:val="Heading2"/>
+      </w:pPr>
+      <w:r>
+        <w:t>7.2 Behaviour When the Switch Is true</w:t>
+      </w:r>
+    </w:p>
+    <w:p>
       <w:r>
         <w:rPr>
           <w:rFonts w:ascii="Consolas" w:hAnsi="Consolas" w:eastAsia="Consolas"/>
@@ -6317,12 +7055,11 @@
       </w:r>
     </w:p>
     <w:p>
-      <w:r>
-        <w:rPr>
-          <w:rFonts w:ascii="Microsoft YaHei" w:hAnsi="Microsoft YaHei" w:eastAsia="Microsoft YaHei"/>
-          <w:b w:val="0"/>
-        </w:rPr>
-        <w:t>Consequences:</w:t>
+      <w:pPr>
+        <w:pStyle w:val="Heading2"/>
+      </w:pPr>
+      <w:r>
+        <w:t>7.3 Consequences and Log Interpretation</w:t>
       </w:r>
     </w:p>
     <w:p>
@@ -6334,16 +7071,38 @@
       <w:r>
         <w:rPr>
           <w:rFonts w:ascii="Microsoft YaHei" w:hAnsi="Microsoft YaHei" w:eastAsia="Microsoft YaHei"/>
-          <w:b/>
-        </w:rPr>
-        <w:t>A database created with this manual is never modified at startup</w:t>
+          <w:b w:val="0"/>
+        </w:rPr>
+        <w:t>With the shipped configuration (</w:t>
+      </w:r>
+      <w:r>
+        <w:rPr>
+          <w:rFonts w:ascii="Consolas" w:hAnsi="Consolas" w:eastAsia="Consolas"/>
+          <w:color w:val="953735"/>
+          <w:sz w:val="19"/>
+        </w:rPr>
+        <w:t>false</w:t>
       </w:r>
       <w:r>
         <w:rPr>
           <w:rFonts w:ascii="Microsoft YaHei" w:hAnsi="Microsoft YaHei" w:eastAsia="Microsoft YaHei"/>
           <w:b w:val="0"/>
         </w:rPr>
-        <w:t>; the application can be started repeatedly.</w:t>
+        <w:t xml:space="preserve">) the application </w:t>
+      </w:r>
+      <w:r>
+        <w:rPr>
+          <w:rFonts w:ascii="Microsoft YaHei" w:hAnsi="Microsoft YaHei" w:eastAsia="Microsoft YaHei"/>
+          <w:b/>
+        </w:rPr>
+        <w:t>executes no DDL at startup</w:t>
+      </w:r>
+      <w:r>
+        <w:rPr>
+          <w:rFonts w:ascii="Microsoft YaHei" w:hAnsi="Microsoft YaHei" w:eastAsia="Microsoft YaHei"/>
+          <w:b w:val="0"/>
+        </w:rPr>
+        <w:t>; the schema is fully owned by this manual's scripts, and the application can be started repeatedly.</w:t>
       </w:r>
     </w:p>
     <w:p>
@@ -6357,14 +7116,14 @@
           <w:rFonts w:ascii="Microsoft YaHei" w:hAnsi="Microsoft YaHei" w:eastAsia="Microsoft YaHei"/>
           <w:b w:val="0"/>
         </w:rPr>
-        <w:t xml:space="preserve">Letting the application create the database directly also works, but that path </w:t>
+        <w:t xml:space="preserve">In that mode the runtime account </w:t>
       </w:r>
       <w:r>
         <w:rPr>
           <w:rFonts w:ascii="Microsoft YaHei" w:hAnsi="Microsoft YaHei" w:eastAsia="Microsoft YaHei"/>
           <w:b/>
         </w:rPr>
-        <w:t xml:space="preserve">requires the runtime account to hold </w:t>
+        <w:t xml:space="preserve">does not need </w:t>
       </w:r>
       <w:r>
         <w:rPr>
@@ -6377,9 +7136,91 @@
       <w:r>
         <w:rPr>
           <w:rFonts w:ascii="Microsoft YaHei" w:hAnsi="Microsoft YaHei" w:eastAsia="Microsoft YaHei"/>
+          <w:b/>
+        </w:rPr>
+        <w:t xml:space="preserve"> / </w:t>
+      </w:r>
+      <w:r>
+        <w:rPr>
+          <w:rFonts w:ascii="Consolas" w:hAnsi="Consolas" w:eastAsia="Consolas"/>
+          <w:color w:val="953735"/>
+          <w:sz w:val="19"/>
+        </w:rPr>
+        <w:t>ALTER</w:t>
+      </w:r>
+      <w:r>
+        <w:rPr>
+          <w:rFonts w:ascii="Microsoft YaHei" w:hAnsi="Microsoft YaHei" w:eastAsia="Microsoft YaHei"/>
+          <w:b/>
+        </w:rPr>
+        <w:t xml:space="preserve"> privileges</w:t>
+      </w:r>
+      <w:r>
+        <w:rPr>
+          <w:rFonts w:ascii="Microsoft YaHei" w:hAnsi="Microsoft YaHei" w:eastAsia="Microsoft YaHei"/>
           <w:b w:val="0"/>
         </w:rPr>
-        <w:t>, and the structure is buried in code — not reviewable, not auditable, and therefore not recommended for production hand-over.</w:t>
+        <w:t xml:space="preserve">; </w:t>
+      </w:r>
+      <w:r>
+        <w:rPr>
+          <w:rFonts w:ascii="Consolas" w:hAnsi="Consolas" w:eastAsia="Consolas"/>
+          <w:color w:val="953735"/>
+          <w:sz w:val="19"/>
+        </w:rPr>
+        <w:t>SELECT</w:t>
+      </w:r>
+      <w:r>
+        <w:rPr>
+          <w:rFonts w:ascii="Microsoft YaHei" w:hAnsi="Microsoft YaHei" w:eastAsia="Microsoft YaHei"/>
+          <w:b w:val="0"/>
+        </w:rPr>
+        <w:t xml:space="preserve"> / </w:t>
+      </w:r>
+      <w:r>
+        <w:rPr>
+          <w:rFonts w:ascii="Consolas" w:hAnsi="Consolas" w:eastAsia="Consolas"/>
+          <w:color w:val="953735"/>
+          <w:sz w:val="19"/>
+        </w:rPr>
+        <w:t>INSERT</w:t>
+      </w:r>
+      <w:r>
+        <w:rPr>
+          <w:rFonts w:ascii="Microsoft YaHei" w:hAnsi="Microsoft YaHei" w:eastAsia="Microsoft YaHei"/>
+          <w:b w:val="0"/>
+        </w:rPr>
+        <w:t xml:space="preserve"> / </w:t>
+      </w:r>
+      <w:r>
+        <w:rPr>
+          <w:rFonts w:ascii="Consolas" w:hAnsi="Consolas" w:eastAsia="Consolas"/>
+          <w:color w:val="953735"/>
+          <w:sz w:val="19"/>
+        </w:rPr>
+        <w:t>UPDATE</w:t>
+      </w:r>
+      <w:r>
+        <w:rPr>
+          <w:rFonts w:ascii="Microsoft YaHei" w:hAnsi="Microsoft YaHei" w:eastAsia="Microsoft YaHei"/>
+          <w:b w:val="0"/>
+        </w:rPr>
+        <w:t xml:space="preserve"> / </w:t>
+      </w:r>
+      <w:r>
+        <w:rPr>
+          <w:rFonts w:ascii="Consolas" w:hAnsi="Consolas" w:eastAsia="Consolas"/>
+          <w:color w:val="953735"/>
+          <w:sz w:val="19"/>
+        </w:rPr>
+        <w:t>DELETE</w:t>
+      </w:r>
+      <w:r>
+        <w:rPr>
+          <w:rFonts w:ascii="Microsoft YaHei" w:hAnsi="Microsoft YaHei" w:eastAsia="Microsoft YaHei"/>
+          <w:b w:val="0"/>
+        </w:rPr>
+        <w:t xml:space="preserve"> are sufficient (index-related privileges are only needed by the setup account).</w:t>
       </w:r>
     </w:p>
     <w:p>
@@ -6393,7 +7234,7 @@
           <w:rFonts w:ascii="Microsoft YaHei" w:hAnsi="Microsoft YaHei" w:eastAsia="Microsoft YaHei"/>
           <w:b w:val="0"/>
         </w:rPr>
-        <w:t xml:space="preserve">Log lines </w:t>
+        <w:t>With auto-initialization disabled, a missing database or table does not block startup; the main window opens and business queries fail instead (</w:t>
       </w:r>
       <w:r>
         <w:rPr>
@@ -6401,14 +7242,28 @@
           <w:color w:val="953735"/>
           <w:sz w:val="19"/>
         </w:rPr>
-        <w:t>开始初始化数据库...</w:t>
+        <w:t>Table 'dcwc...' doesn't exist</w:t>
       </w:r>
       <w:r>
         <w:rPr>
           <w:rFonts w:ascii="Microsoft YaHei" w:hAnsi="Microsoft YaHei" w:eastAsia="Microsoft YaHei"/>
           <w:b w:val="0"/>
         </w:rPr>
-        <w:t xml:space="preserve"> / </w:t>
+        <w:t>). Run the setup scripts first.</w:t>
+      </w:r>
+    </w:p>
+    <w:p>
+      <w:pPr>
+        <w:pStyle w:val="ListBullet"/>
+        <w:spacing w:after="40"/>
+        <w:ind w:left="425"/>
+      </w:pPr>
+      <w:r>
+        <w:rPr>
+          <w:rFonts w:ascii="Microsoft YaHei" w:hAnsi="Microsoft YaHei" w:eastAsia="Microsoft YaHei"/>
+          <w:b w:val="0"/>
+        </w:rPr>
+        <w:t>Log interpretation (</w:t>
       </w:r>
       <w:r>
         <w:rPr>
@@ -6416,29 +7271,110 @@
           <w:color w:val="953735"/>
           <w:sz w:val="19"/>
         </w:rPr>
-        <w:t>数据库初始化完成</w:t>
+        <w:t>logs/log-YYYYMMDD.txt</w:t>
       </w:r>
       <w:r>
         <w:rPr>
           <w:rFonts w:ascii="Microsoft YaHei" w:hAnsi="Microsoft YaHei" w:eastAsia="Microsoft YaHei"/>
           <w:b w:val="0"/>
         </w:rPr>
-        <w:t xml:space="preserve"> indicate a healthy initialization; </w:t>
-      </w:r>
+        <w:t>):</w:t>
+      </w:r>
+    </w:p>
+    <w:p>
+      <w:pPr>
+        <w:pStyle w:val="ListBullet"/>
+        <w:spacing w:after="40"/>
+        <w:ind w:left="765"/>
+      </w:pPr>
       <w:r>
         <w:rPr>
           <w:rFonts w:ascii="Consolas" w:hAnsi="Consolas" w:eastAsia="Consolas"/>
           <w:color w:val="953735"/>
           <w:sz w:val="19"/>
         </w:rPr>
-        <w:t>数据库初始化第 x/3 次尝试失败</w:t>
+        <w:t>数据库自动初始化已禁用（Database:AutoInitialize = false）...</w:t>
       </w:r>
       <w:r>
         <w:rPr>
           <w:rFonts w:ascii="Microsoft YaHei" w:hAnsi="Microsoft YaHei" w:eastAsia="Microsoft YaHei"/>
           <w:b w:val="0"/>
         </w:rPr>
-        <w:t xml:space="preserve"> indicates network latency or slow reverse DNS resolution.</w:t>
+        <w:t xml:space="preserve"> — switch is effective, as expected in production;</w:t>
+      </w:r>
+    </w:p>
+    <w:p>
+      <w:pPr>
+        <w:pStyle w:val="ListBullet"/>
+        <w:spacing w:after="40"/>
+        <w:ind w:left="765"/>
+      </w:pPr>
+      <w:r>
+        <w:rPr>
+          <w:rFonts w:ascii="Consolas" w:hAnsi="Consolas" w:eastAsia="Consolas"/>
+          <w:color w:val="953735"/>
+          <w:sz w:val="19"/>
+        </w:rPr>
+        <w:t>开始初始化数据库...</w:t>
+      </w:r>
+      <w:r>
+        <w:rPr>
+          <w:rFonts w:ascii="Microsoft YaHei" w:hAnsi="Microsoft YaHei" w:eastAsia="Microsoft YaHei"/>
+          <w:b w:val="0"/>
+        </w:rPr>
+        <w:t xml:space="preserve"> / </w:t>
+      </w:r>
+      <w:r>
+        <w:rPr>
+          <w:rFonts w:ascii="Consolas" w:hAnsi="Consolas" w:eastAsia="Consolas"/>
+          <w:color w:val="953735"/>
+          <w:sz w:val="19"/>
+        </w:rPr>
+        <w:t>数据库初始化完成</w:t>
+      </w:r>
+      <w:r>
+        <w:rPr>
+          <w:rFonts w:ascii="Microsoft YaHei" w:hAnsi="Microsoft YaHei" w:eastAsia="Microsoft YaHei"/>
+          <w:b w:val="0"/>
+        </w:rPr>
+        <w:t xml:space="preserve"> — the auto-creation flow ran (</w:t>
+      </w:r>
+      <w:r>
+        <w:rPr>
+          <w:rFonts w:ascii="Consolas" w:hAnsi="Consolas" w:eastAsia="Consolas"/>
+          <w:color w:val="953735"/>
+          <w:sz w:val="19"/>
+        </w:rPr>
+        <w:t>true</w:t>
+      </w:r>
+      <w:r>
+        <w:rPr>
+          <w:rFonts w:ascii="Microsoft YaHei" w:hAnsi="Microsoft YaHei" w:eastAsia="Microsoft YaHei"/>
+          <w:b w:val="0"/>
+        </w:rPr>
+        <w:t>);</w:t>
+      </w:r>
+    </w:p>
+    <w:p>
+      <w:pPr>
+        <w:pStyle w:val="ListBullet"/>
+        <w:spacing w:after="40"/>
+        <w:ind w:left="765"/>
+      </w:pPr>
+      <w:r>
+        <w:rPr>
+          <w:rFonts w:ascii="Consolas" w:hAnsi="Consolas" w:eastAsia="Consolas"/>
+          <w:color w:val="953735"/>
+          <w:sz w:val="19"/>
+        </w:rPr>
+        <w:t>数据库初始化第 x/3 次尝试失败</w:t>
+      </w:r>
+      <w:r>
+        <w:rPr>
+          <w:rFonts w:ascii="Microsoft YaHei" w:hAnsi="Microsoft YaHei" w:eastAsia="Microsoft YaHei"/>
+          <w:b w:val="0"/>
+        </w:rPr>
+        <w:t xml:space="preserve"> — network latency or slow reverse DNS resolution.</w:t>
       </w:r>
     </w:p>
     <w:p>
@@ -7767,7 +8703,7 @@
           <w:color w:val="953735"/>
           <w:sz w:val="19"/>
         </w:rPr>
-        <w:t>数据库初始化完成</w:t>
+        <w:t>数据库自动初始化已禁用（Database:AutoInitialize = false）</w:t>
       </w:r>
       <w:r>
         <w:rPr>
@@ -7789,7 +8725,37 @@
           <w:rFonts w:ascii="Microsoft YaHei" w:hAnsi="Microsoft YaHei" w:eastAsia="Microsoft YaHei"/>
           <w:b w:val="0"/>
         </w:rPr>
-        <w:t>;</w:t>
+        <w:t xml:space="preserve"> (or </w:t>
+      </w:r>
+      <w:r>
+        <w:rPr>
+          <w:rFonts w:ascii="Consolas" w:hAnsi="Consolas" w:eastAsia="Consolas"/>
+          <w:color w:val="953735"/>
+          <w:sz w:val="19"/>
+        </w:rPr>
+        <w:t>数据库初始化完成</w:t>
+      </w:r>
+      <w:r>
+        <w:rPr>
+          <w:rFonts w:ascii="Microsoft YaHei" w:hAnsi="Microsoft YaHei" w:eastAsia="Microsoft YaHei"/>
+          <w:b w:val="0"/>
+        </w:rPr>
+        <w:t xml:space="preserve"> when the switch is </w:t>
+      </w:r>
+      <w:r>
+        <w:rPr>
+          <w:rFonts w:ascii="Consolas" w:hAnsi="Consolas" w:eastAsia="Consolas"/>
+          <w:color w:val="953735"/>
+          <w:sz w:val="19"/>
+        </w:rPr>
+        <w:t>true</w:t>
+      </w:r>
+      <w:r>
+        <w:rPr>
+          <w:rFonts w:ascii="Microsoft YaHei" w:hAnsi="Microsoft YaHei" w:eastAsia="Microsoft YaHei"/>
+          <w:b w:val="0"/>
+        </w:rPr>
+        <w:t>);</w:t>
       </w:r>
     </w:p>
     <w:p>
@@ -11936,6 +12902,51 @@
           <w:rFonts w:ascii="Consolas" w:hAnsi="Consolas" w:eastAsia="Consolas"/>
           <w:sz w:val="18"/>
         </w:rPr>
+        <w:t xml:space="preserve">  },</w:t>
+      </w:r>
+    </w:p>
+    <w:p>
+      <w:pPr>
+        <w:keepLines/>
+        <w:shd w:val="clear" w:color="auto" w:fill="F4F4F4"/>
+        <w:spacing w:before="0" w:after="0" w:line="240" w:lineRule="auto"/>
+        <w:ind w:left="227"/>
+      </w:pPr>
+      <w:r>
+        <w:rPr>
+          <w:rFonts w:ascii="Consolas" w:hAnsi="Consolas" w:eastAsia="Consolas"/>
+          <w:sz w:val="18"/>
+        </w:rPr>
+        <w:t xml:space="preserve">  "Database": {</w:t>
+      </w:r>
+    </w:p>
+    <w:p>
+      <w:pPr>
+        <w:keepLines/>
+        <w:shd w:val="clear" w:color="auto" w:fill="F4F4F4"/>
+        <w:spacing w:before="0" w:after="0" w:line="240" w:lineRule="auto"/>
+        <w:ind w:left="227"/>
+      </w:pPr>
+      <w:r>
+        <w:rPr>
+          <w:rFonts w:ascii="Consolas" w:hAnsi="Consolas" w:eastAsia="Consolas"/>
+          <w:sz w:val="18"/>
+        </w:rPr>
+        <w:t xml:space="preserve">    "AutoInitialize": false</w:t>
+      </w:r>
+    </w:p>
+    <w:p>
+      <w:pPr>
+        <w:keepLines/>
+        <w:shd w:val="clear" w:color="auto" w:fill="F4F4F4"/>
+        <w:spacing w:before="0" w:after="0" w:line="240" w:lineRule="auto"/>
+        <w:ind w:left="227"/>
+      </w:pPr>
+      <w:r>
+        <w:rPr>
+          <w:rFonts w:ascii="Consolas" w:hAnsi="Consolas" w:eastAsia="Consolas"/>
+          <w:sz w:val="18"/>
+        </w:rPr>
         <w:t xml:space="preserve">  }</w:t>
       </w:r>
     </w:p>
@@ -12079,6 +13090,50 @@
           <w:b w:val="0"/>
         </w:rPr>
         <w:t xml:space="preserve"> with the dedicated account in production;</w:t>
+      </w:r>
+    </w:p>
+    <w:p>
+      <w:pPr>
+        <w:pStyle w:val="ListBullet"/>
+        <w:spacing w:after="40"/>
+        <w:ind w:left="425"/>
+      </w:pPr>
+      <w:r>
+        <w:rPr>
+          <w:rFonts w:ascii="Microsoft YaHei" w:hAnsi="Microsoft YaHei" w:eastAsia="Microsoft YaHei"/>
+          <w:b w:val="0"/>
+        </w:rPr>
+        <w:t xml:space="preserve">Set </w:t>
+      </w:r>
+      <w:r>
+        <w:rPr>
+          <w:rFonts w:ascii="Consolas" w:hAnsi="Consolas" w:eastAsia="Consolas"/>
+          <w:color w:val="953735"/>
+          <w:sz w:val="19"/>
+        </w:rPr>
+        <w:t>Database:AutoInitialize</w:t>
+      </w:r>
+      <w:r>
+        <w:rPr>
+          <w:rFonts w:ascii="Microsoft YaHei" w:hAnsi="Microsoft YaHei" w:eastAsia="Microsoft YaHei"/>
+          <w:b w:val="0"/>
+        </w:rPr>
+        <w:t xml:space="preserve"> to </w:t>
+      </w:r>
+      <w:r>
+        <w:rPr>
+          <w:rFonts w:ascii="Consolas" w:hAnsi="Consolas" w:eastAsia="Consolas"/>
+          <w:color w:val="953735"/>
+          <w:sz w:val="19"/>
+        </w:rPr>
+        <w:t>false</w:t>
+      </w:r>
+      <w:r>
+        <w:rPr>
+          <w:rFonts w:ascii="Microsoft YaHei" w:hAnsi="Microsoft YaHei" w:eastAsia="Microsoft YaHei"/>
+          <w:b w:val="0"/>
+        </w:rPr>
+        <w:t xml:space="preserve"> in production so that this manual's scripts own the schema (see Chapter 7);</w:t>
       </w:r>
     </w:p>
     <w:p>
@@ -12299,6 +13354,94 @@
                 <w:sz w:val="18"/>
               </w:rPr>
               <w:t>MySqlServerVersion(8,0,32)</w:t>
+            </w:r>
+          </w:p>
+        </w:tc>
+      </w:tr>
+      <w:tr>
+        <w:tc>
+          <w:tcPr>
+            <w:tcW w:type="dxa" w:w="1272"/>
+          </w:tcPr>
+          <w:p>
+            <w:pPr>
+              <w:spacing w:after="0"/>
+            </w:pPr>
+            <w:r>
+              <w:rPr>
+                <w:rFonts w:ascii="Microsoft YaHei" w:hAnsi="Microsoft YaHei" w:eastAsia="Microsoft YaHei"/>
+                <w:b w:val="0"/>
+                <w:sz w:val="19"/>
+              </w:rPr>
+              <w:t>V1.1 (EN)</w:t>
+            </w:r>
+          </w:p>
+        </w:tc>
+        <w:tc>
+          <w:tcPr>
+            <w:tcW w:type="dxa" w:w="1413"/>
+          </w:tcPr>
+          <w:p>
+            <w:pPr>
+              <w:spacing w:after="0"/>
+            </w:pPr>
+            <w:r>
+              <w:rPr>
+                <w:rFonts w:ascii="Microsoft YaHei" w:hAnsi="Microsoft YaHei" w:eastAsia="Microsoft YaHei"/>
+                <w:b w:val="0"/>
+                <w:sz w:val="19"/>
+              </w:rPr>
+              <w:t>2026-10-21</w:t>
+            </w:r>
+          </w:p>
+        </w:tc>
+        <w:tc>
+          <w:tcPr>
+            <w:tcW w:type="dxa" w:w="6500"/>
+          </w:tcPr>
+          <w:p>
+            <w:pPr>
+              <w:spacing w:after="0"/>
+            </w:pPr>
+            <w:r>
+              <w:rPr>
+                <w:rFonts w:ascii="Microsoft YaHei" w:hAnsi="Microsoft YaHei" w:eastAsia="Microsoft YaHei"/>
+                <w:b w:val="0"/>
+                <w:sz w:val="19"/>
+              </w:rPr>
+              <w:t xml:space="preserve">Added the </w:t>
+            </w:r>
+            <w:r>
+              <w:rPr>
+                <w:rFonts w:ascii="Consolas" w:hAnsi="Consolas" w:eastAsia="Consolas"/>
+                <w:color w:val="953735"/>
+                <w:sz w:val="18"/>
+              </w:rPr>
+              <w:t>Database:AutoInitialize</w:t>
+            </w:r>
+            <w:r>
+              <w:rPr>
+                <w:rFonts w:ascii="Microsoft YaHei" w:hAnsi="Microsoft YaHei" w:eastAsia="Microsoft YaHei"/>
+                <w:b w:val="0"/>
+                <w:sz w:val="19"/>
+              </w:rPr>
+              <w:t xml:space="preserve"> switch (shipped as </w:t>
+            </w:r>
+            <w:r>
+              <w:rPr>
+                <w:rFonts w:ascii="Consolas" w:hAnsi="Consolas" w:eastAsia="Consolas"/>
+                <w:color w:val="953735"/>
+                <w:sz w:val="18"/>
+              </w:rPr>
+              <w:t>false</w:t>
+            </w:r>
+            <w:r>
+              <w:rPr>
+                <w:rFonts w:ascii="Microsoft YaHei" w:hAnsi="Microsoft YaHei" w:eastAsia="Microsoft YaHei"/>
+                <w:b w:val="0"/>
+                <w:sz w:val="19"/>
+              </w:rPr>
+              <w:t>) so production skips startup-time table creation/upgrade; added the 7.1 switch reference, 7.3 log interpretation, and the reduced runtime-account privilege note</w:t>
             </w:r>
           </w:p>
         </w:tc>
